--- a/lib/manuscript/ingest/__tests__/fixtures/word-spacing.docx
+++ b/lib/manuscript/ingest/__tests__/fixtures/word-spacing.docx
@@ -48,6 +48,28 @@
         <w:t xml:space="preserve"> of other people.</w:t>
       </w:r>
     </w:p>
+    <w:p>
+      <w:r>
+        <w:t xml:space="preserve">Fire</w:t>
+      </w:r>
+      <w:r>
+        <w:tab/>
+      </w:r>
+      <w:r>
+        <w:t xml:space="preserve">the first element.</w:t>
+      </w:r>
+    </w:p>
+    <w:p>
+      <w:r>
+        <w:tab/>
+      </w:r>
+      <w:r>
+        <w:tab/>
+      </w:r>
+      <w:r>
+        <w:t xml:space="preserve">A deeply indented paragraph.</w:t>
+      </w:r>
+    </w:p>
     <w:p/>
     <w:p>
       <w:pPr>
